--- a/.wiki/sources/implementation/西域数智化投标管理平台实施计划书SOW2026V1.4(格式校准).docx
+++ b/.wiki/sources/implementation/西域数智化投标管理平台实施计划书SOW2026V1.4(格式校准).docx
@@ -3911,7 +3911,7 @@
             <w:rFonts w:ascii="仿宋" w:eastAsia="仿宋" w:hAnsi="仿宋" w:cs="华文仿宋"/>
             <w:noProof/>
           </w:rPr>
-          <w:t>6.5第五阶段：生产上线与试运行启动（2026-06-25 ~ 2026-06-25）</w:t>
+          <w:t>6.5第五阶段：生产上线与试运行启动（2026-07-10 ~ 2026-07-10）</w:t>
         </w:r>
         <w:r>
           <w:rPr>
@@ -8547,7 +8547,7 @@
           <w:rFonts w:ascii="仿宋" w:eastAsia="仿宋" w:hAnsi="仿宋" w:cs="华文仿宋" w:hint="eastAsia"/>
           <w:color w:val="000000"/>
         </w:rPr>
-        <w:t xml:space="preserve"> 2026年6月25日</w:t>
+        <w:t xml:space="preserve"> 2026年7月10日</w:t>
       </w:r>
     </w:p>
     <w:p>
@@ -18482,7 +18482,7 @@
                 <w:rFonts w:ascii="仿宋" w:eastAsia="仿宋" w:hAnsi="仿宋" w:hint="eastAsia"/>
                 <w:color w:val="000000"/>
               </w:rPr>
-              <w:t>2026-06-25 ~ 2026-06-25</w:t>
+              <w:t>2026-07-10 ~ 2026-07-10</w:t>
             </w:r>
           </w:p>
         </w:tc>
@@ -20299,7 +20299,7 @@
           <w:rFonts w:ascii="仿宋" w:eastAsia="仿宋" w:hAnsi="仿宋" w:cs="华文仿宋" w:hint="eastAsia"/>
           <w:color w:val="000000"/>
         </w:rPr>
-        <w:t>6.5第五阶段：生产上线与试运行启动（2026-06-25 ~ 2026-06-25）</w:t>
+        <w:t>6.5第五阶段：生产上线与试运行启动（2026-07-10 ~ 2026-07-10）</w:t>
       </w:r>
       <w:bookmarkEnd w:id="20"/>
       <w:r>
@@ -26761,7 +26761,7 @@
           <w:b/>
           <w:color w:val="000000"/>
         </w:rPr>
-        <w:t>2026 年 6 月 25 日</w:t>
+        <w:t>2026 年 7 月 10 日</w:t>
       </w:r>
       <w:r>
         <w:rPr>
@@ -26799,7 +26799,7 @@
           <w:b/>
           <w:color w:val="000000"/>
         </w:rPr>
-        <w:t>2026 年 6 月 25 日 20:00 至 2026 年 6 月 26 日 00:00，预计停机时长 4 小时。</w:t>
+        <w:t>2026 年 7 月 10 日 20:00 至 2026 年 7 月 11 日 00:00，预计停机时长 4 小时。</w:t>
       </w:r>
     </w:p>
     <w:p>
@@ -27665,7 +27665,7 @@
           <w:b/>
           <w:color w:val="000000"/>
         </w:rPr>
-        <w:t>2026 年 6 月 25 日 23:00。</w:t>
+        <w:t>2026 年 7 月 10 日 23:00。</w:t>
       </w:r>
     </w:p>
     <w:p>
@@ -30347,7 +30347,7 @@
           <w:rFonts w:ascii="仿宋" w:eastAsia="仿宋" w:hAnsi="仿宋" w:cs="华文仿宋" w:hint="eastAsia"/>
           <w:color w:val="000000"/>
         </w:rPr>
-        <w:t>基于当前系统基础与需求目标，本项目在“正式范围冻结、蓝图确认前置、接口配合及时、环境准备同步推进”的前提下，采用60个自然日实施周期具备可执行性。本项目以2026年4月27日启动、2026年6月25日完成上线为基线计划，严格按照里程碑推进，并以UAT通过和上线演练通过作为最终上线门禁。</w:t>
+        <w:t>基于当前系统基础与需求目标，本项目在“正式范围冻结、蓝图确认前置、接口配合及时、环境准备同步推进”的前提下，采用60个自然日实施周期具备可执行性。本项目以2026年4月27日启动、2026年7月10日完成上线为基线计划，严格按照里程碑推进，并以UAT通过和上线演练通过作为最终上线门禁。</w:t>
       </w:r>
     </w:p>
     <w:p>
